--- a/preview/docxs/22-senior-leadership.docx
+++ b/preview/docxs/22-senior-leadership.docx
@@ -508,7 +508,7 @@
         </w:rPr>
         <w:t xml:space="preserve">Demo: </w:t>
       </w:r>
-      <w:hyperlink w:history="1" r:id="rIdps6u4u3nv_-pf6wwww6of">
+      <w:hyperlink w:history="1" r:id="rIdpjvkfydtc4kah_jvmteie">
         <w:r>
           <w:rPr>
             <w:color w:val="1a1a1a"/>
@@ -536,7 +536,7 @@
         </w:rPr>
         <w:t xml:space="preserve">Code: </w:t>
       </w:r>
-      <w:hyperlink w:history="1" r:id="rIducwhsgphbh7gmeeeo1idx">
+      <w:hyperlink w:history="1" r:id="rIdicn3kjox4q020wtgzh79f">
         <w:r>
           <w:rPr>
             <w:color w:val="1a1a1a"/>
@@ -626,7 +626,7 @@
         </w:rPr>
         <w:t xml:space="preserve">Demo: </w:t>
       </w:r>
-      <w:hyperlink w:history="1" r:id="rIdqdo9lvztfrwowx63wm897">
+      <w:hyperlink w:history="1" r:id="rIdaaghbneead7xceaujcxws">
         <w:r>
           <w:rPr>
             <w:color w:val="1a1a1a"/>
@@ -1060,7 +1060,7 @@
         </w:rPr>
         <w:t xml:space="preserve">Portfolio: </w:t>
       </w:r>
-      <w:hyperlink w:history="1" r:id="rIdg5_thfm1c-z5bfne6wnci">
+      <w:hyperlink w:history="1" r:id="rIdg8fey2tifdep9bwuj0q3j">
         <w:r>
           <w:rPr>
             <w:color w:val="1a1a1a"/>
